--- a/11_Case_Study_Report.docx
+++ b/11_Case_Study_Report.docx
@@ -20,7 +20,7 @@
     </w:p>
     <w:p>
       <w:r>
-        <w:t>QuickCart LK is experiencing high customer churn due to unpredictable delivery delays caused by monsoon weather and Colombo traffic gridlocks. The inability to accurately predict ETA creates friction and destroys customer trust.</w:t>
+        <w:t>SL Delivery Analytics Pro is experiencing high customer churn due to unpredictable delivery delays caused by monsoon weather and Colombo traffic gridlocks. The inability to accurately predict ETA creates friction and destroys customer trust.</w:t>
       </w:r>
     </w:p>
     <w:p>
